--- a/episodes/The_Dark_Rise_Episode_44.docx
+++ b/episodes/The_Dark_Rise_Episode_44.docx
@@ -217,7 +217,7 @@
           <w:sz w:val="24"/>
           <w:szCs w:val="24"/>
         </w:rPr>
-        <w:t xml:space="preserve">Beneath the ak-pu roots, the entity had decided that a promise to protect Zara, and every promise like it that would follow, meant little if the only power backing it remained something the vessel could summon by accident but not yet command on purpose. It gathered a handful of loose stones from the boy's own careful collection and set them in a row before him, an offering he received with the immediate, focused interest he gave anything that resembled a game.</w:t>
+        <w:t xml:space="preserve">Beneath the iroko roots, the entity had decided that a promise to protect Zara, and every promise like it that would follow, meant little if the only power backing it remained something the vessel could summon by accident but not yet command on purpose. It gathered a handful of loose stones from the boy's own careful collection and set them in a row before him, an offering he received with the immediate, focused interest he gave anything that resembled a game.</w:t>
       </w:r>
     </w:p>
     <w:p>

--- a/episodes/The_Dark_Rise_Episode_44.docx
+++ b/episodes/The_Dark_Rise_Episode_44.docx
@@ -98,20 +98,7 @@
     </w:p>
     <w:p>
       <w:pPr>
-        <w:spacing w:after="0" w:line="360"/>
-      </w:pPr>
-      <w:r>
-        <w:rPr>
-          <w:rFonts w:ascii="Georgia" w:hAnsi="Georgia" w:cs="Georgia"/>
-          <w:sz w:val="24"/>
-          <w:szCs w:val="24"/>
-        </w:rPr>
-        <w:t xml:space="preserve"/>
-      </w:r>
-    </w:p>
-    <w:p>
-      <w:pPr>
-        <w:spacing w:after="60" w:line="360"/>
+        <w:spacing w:after="60" w:line="360" w:before="480"/>
         <w:ind w:firstLine="360"/>
       </w:pPr>
       <w:r>
@@ -195,20 +182,7 @@
     </w:p>
     <w:p>
       <w:pPr>
-        <w:spacing w:after="0" w:line="360"/>
-      </w:pPr>
-      <w:r>
-        <w:rPr>
-          <w:rFonts w:ascii="Georgia" w:hAnsi="Georgia" w:cs="Georgia"/>
-          <w:sz w:val="24"/>
-          <w:szCs w:val="24"/>
-        </w:rPr>
-        <w:t xml:space="preserve"/>
-      </w:r>
-    </w:p>
-    <w:p>
-      <w:pPr>
-        <w:spacing w:after="60" w:line="360"/>
+        <w:spacing w:after="60" w:line="360" w:before="480"/>
         <w:ind w:firstLine="360"/>
       </w:pPr>
       <w:r>
@@ -236,20 +210,7 @@
     </w:p>
     <w:p>
       <w:pPr>
-        <w:spacing w:after="0" w:line="360"/>
-      </w:pPr>
-      <w:r>
-        <w:rPr>
-          <w:rFonts w:ascii="Georgia" w:hAnsi="Georgia" w:cs="Georgia"/>
-          <w:sz w:val="24"/>
-          <w:szCs w:val="24"/>
-        </w:rPr>
-        <w:t xml:space="preserve"/>
-      </w:r>
-    </w:p>
-    <w:p>
-      <w:pPr>
-        <w:spacing w:after="60" w:line="360"/>
+        <w:spacing w:after="60" w:line="360" w:before="480"/>
         <w:ind w:firstLine="360"/>
       </w:pPr>
       <w:r>
@@ -291,20 +252,7 @@
     </w:p>
     <w:p>
       <w:pPr>
-        <w:spacing w:after="0" w:line="360"/>
-      </w:pPr>
-      <w:r>
-        <w:rPr>
-          <w:rFonts w:ascii="Georgia" w:hAnsi="Georgia" w:cs="Georgia"/>
-          <w:sz w:val="24"/>
-          <w:szCs w:val="24"/>
-        </w:rPr>
-        <w:t xml:space="preserve"/>
-      </w:r>
-    </w:p>
-    <w:p>
-      <w:pPr>
-        <w:spacing w:after="60" w:line="360"/>
+        <w:spacing w:after="60" w:line="360" w:before="480"/>
         <w:ind w:firstLine="360"/>
       </w:pPr>
       <w:r>
@@ -369,7 +317,23 @@
           <w:sz w:val="24"/>
           <w:szCs w:val="24"/>
         </w:rPr>
-        <w:t xml:space="preserve">VESSEL: RATE OF SKILL ACQUISITION EXCEEDS ALL PRIOR DEVELOPMENTAL BENCHMARKS BY A WIDE MARGIN. HYPOTHESIS: CAPABILITY WAS ALREADY PRESENT AND FULLY FORMED PRIOR TO FIRST DELIBERATE ATTEMPT.</w:t>
+        <w:t xml:space="preserve">In Oso, the ledger voice measured the boy against every page before him.</w:t>
+      </w:r>
+    </w:p>
+    <w:p>
+      <w:pPr>
+        <w:spacing w:after="120" w:line="360"/>
+      </w:pPr>
+      <w:r>
+        <w:rPr>
+          <w:rFonts w:ascii="Georgia" w:hAnsi="Georgia" w:cs="Georgia"/>
+          <w:sz w:val="24"/>
+          <w:szCs w:val="24"/>
+          <w:b/>
+          <w:bCs/>
+          <w:caps/>
+        </w:rPr>
+        <w:t xml:space="preserve">Vessel: rate of skill acquisition exceeds all prior developmental benchmarks by a wide margin. Hypothesis: capability was already present and fully formed prior to first deliberate attempt.</w:t>
       </w:r>
     </w:p>
     <w:p>
@@ -398,19 +362,6 @@
           <w:szCs w:val="24"/>
         </w:rPr>
         <w:t xml:space="preserve">They worked until the boy's small shoulders finally sagged with an honest, ordinary tiredness rather than any strain the power itself had cost him, and the entity gathered the scattered stones back into their usual careful order while he drifted toward sleep, turning over a question it had not yet found the courage to ask him directly: whether teaching a child to reach for something this easily was wisdom, or simply the fastest possible way of making sure he would never again need the entity standing between him and whatever eventually came looking for him.</w:t>
-      </w:r>
-    </w:p>
-    <w:p>
-      <w:pPr>
-        <w:spacing w:after="0" w:line="360"/>
-      </w:pPr>
-      <w:r>
-        <w:rPr>
-          <w:rFonts w:ascii="Georgia" w:hAnsi="Georgia" w:cs="Georgia"/>
-          <w:sz w:val="24"/>
-          <w:szCs w:val="24"/>
-        </w:rPr>
-        <w:t xml:space="preserve"/>
       </w:r>
     </w:p>
     <w:sectPr>
